--- a/docs/notes/SpringBoot.docx
+++ b/docs/notes/SpringBoot.docx
@@ -27,7 +27,15 @@
         </w:numPr>
       </w:pPr>
       <w:r>
-        <w:t>Spring is a java based framework.</w:t>
+        <w:t xml:space="preserve">Spring is a </w:t>
+      </w:r>
+      <w:proofErr w:type="gramStart"/>
+      <w:r>
+        <w:t>java based</w:t>
+      </w:r>
+      <w:proofErr w:type="gramEnd"/>
+      <w:r>
+        <w:t xml:space="preserve"> framework.</w:t>
       </w:r>
     </w:p>
     <w:p>
@@ -78,8 +86,13 @@
         <w:t xml:space="preserve"> server</w:t>
       </w:r>
       <w:r>
-        <w:t>, embedded kafka</w:t>
-      </w:r>
+        <w:t xml:space="preserve">, embedded </w:t>
+      </w:r>
+      <w:proofErr w:type="spellStart"/>
+      <w:r>
+        <w:t>kafka</w:t>
+      </w:r>
+      <w:proofErr w:type="spellEnd"/>
       <w:r>
         <w:t xml:space="preserve"> internally. </w:t>
       </w:r>
@@ -295,6 +308,20 @@
       <w:pPr>
         <w:pStyle w:val="NoSpacing"/>
       </w:pPr>
+      <w:r>
+        <w:t xml:space="preserve">Spring Boot Docs: </w:t>
+      </w:r>
+      <w:hyperlink r:id="rId5" w:history="1">
+        <w:r>
+          <w:rPr>
+            <w:rStyle w:val="Hyperlink"/>
+          </w:rPr>
+          <w:t>https://spring.io/projects/spring-boot</w:t>
+        </w:r>
+      </w:hyperlink>
+      <w:r>
+        <w:t xml:space="preserve"> </w:t>
+      </w:r>
     </w:p>
     <w:p>
       <w:pPr>
@@ -325,7 +352,7 @@
                     <pic:cNvPicPr/>
                   </pic:nvPicPr>
                   <pic:blipFill>
-                    <a:blip r:embed="rId5"/>
+                    <a:blip r:embed="rId6"/>
                     <a:stretch>
                       <a:fillRect/>
                     </a:stretch>
@@ -384,7 +411,7 @@
       <w:r>
         <w:br/>
       </w:r>
-      <w:hyperlink r:id="rId6" w:anchor="vscode" w:history="1">
+      <w:hyperlink r:id="rId7" w:anchor="vscode" w:history="1">
         <w:r>
           <w:rPr>
             <w:rStyle w:val="Hyperlink"/>
@@ -410,7 +437,7 @@
       <w:r>
         <w:br/>
       </w:r>
-      <w:hyperlink r:id="rId7" w:anchor="getting-started.installing.cli" w:history="1">
+      <w:hyperlink r:id="rId8" w:anchor="getting-started.installing.cli" w:history="1">
         <w:r>
           <w:rPr>
             <w:rStyle w:val="Hyperlink"/>
@@ -461,7 +488,7 @@
         <w:pStyle w:val="NoSpacing"/>
         <w:ind w:left="720"/>
       </w:pPr>
-      <w:hyperlink r:id="rId8" w:history="1">
+      <w:hyperlink r:id="rId9" w:history="1">
         <w:r>
           <w:rPr>
             <w:rStyle w:val="Hyperlink"/>
@@ -497,7 +524,7 @@
                     <pic:cNvPicPr/>
                   </pic:nvPicPr>
                   <pic:blipFill>
-                    <a:blip r:embed="rId9"/>
+                    <a:blip r:embed="rId10"/>
                     <a:stretch>
                       <a:fillRect/>
                     </a:stretch>
@@ -750,9 +777,11 @@
           <w:numId w:val="4"/>
         </w:numPr>
       </w:pPr>
+      <w:proofErr w:type="spellStart"/>
       <w:r>
         <w:t>Autowire</w:t>
       </w:r>
+      <w:proofErr w:type="spellEnd"/>
     </w:p>
     <w:p>
       <w:pPr>
@@ -864,7 +893,15 @@
         <w:t>This is the default scope. Here, Spring creates an object of bean class at the application start up and there will one object of bean per container.</w:t>
       </w:r>
       <w:r>
-        <w:t xml:space="preserve"> This scope will be used for a core applications.</w:t>
+        <w:t xml:space="preserve"> This scope will be used for a core </w:t>
+      </w:r>
+      <w:proofErr w:type="gramStart"/>
+      <w:r>
+        <w:t>applications</w:t>
+      </w:r>
+      <w:proofErr w:type="gramEnd"/>
+      <w:r>
+        <w:t>.</w:t>
       </w:r>
     </w:p>
     <w:p>
@@ -887,7 +924,15 @@
         <w:t xml:space="preserve">In this scope multiple objects of the bean class will be created and objects gets created whenever user request to the container. </w:t>
       </w:r>
       <w:r>
-        <w:t>This scope will be used for a core applications.</w:t>
+        <w:t xml:space="preserve">This scope will be used for a core </w:t>
+      </w:r>
+      <w:proofErr w:type="gramStart"/>
+      <w:r>
+        <w:t>applications</w:t>
+      </w:r>
+      <w:proofErr w:type="gramEnd"/>
+      <w:r>
+        <w:t>.</w:t>
       </w:r>
     </w:p>
     <w:p>
@@ -936,7 +981,15 @@
         <w:t>b</w:t>
       </w:r>
       <w:r>
-        <w:t>e created for per HttpSession.</w:t>
+        <w:t xml:space="preserve">e created for per </w:t>
+      </w:r>
+      <w:proofErr w:type="spellStart"/>
+      <w:r>
+        <w:t>HttpSession</w:t>
+      </w:r>
+      <w:proofErr w:type="spellEnd"/>
+      <w:r>
+        <w:t>.</w:t>
       </w:r>
       <w:r>
         <w:t xml:space="preserve"> </w:t>
@@ -953,6 +1006,7 @@
           <w:numId w:val="6"/>
         </w:numPr>
       </w:pPr>
+      <w:proofErr w:type="spellStart"/>
       <w:r>
         <w:rPr>
           <w:b/>
@@ -960,6 +1014,7 @@
         </w:rPr>
         <w:t>GlobalSession</w:t>
       </w:r>
+      <w:proofErr w:type="spellEnd"/>
       <w:r>
         <w:br/>
         <w:t>In this case one object will be created in an application.</w:t>
@@ -1080,7 +1135,23 @@
         <w:ind w:left="720"/>
       </w:pPr>
       <w:r>
-        <w:t xml:space="preserve">REST API are use to establish the communication between multiple application which are build on a </w:t>
+        <w:t xml:space="preserve">REST API are </w:t>
+      </w:r>
+      <w:proofErr w:type="spellStart"/>
+      <w:r>
+        <w:t>use</w:t>
+      </w:r>
+      <w:proofErr w:type="spellEnd"/>
+      <w:r>
+        <w:t xml:space="preserve"> to establish the communication between multiple application which are </w:t>
+      </w:r>
+      <w:proofErr w:type="spellStart"/>
+      <w:r>
+        <w:t>build</w:t>
+      </w:r>
+      <w:proofErr w:type="spellEnd"/>
+      <w:r>
+        <w:t xml:space="preserve"> on a </w:t>
       </w:r>
       <w:r>
         <w:t>different language</w:t>
@@ -1103,7 +1174,7 @@
           <w:noProof/>
         </w:rPr>
         <w:drawing>
-          <wp:inline distT="0" distB="0" distL="0" distR="0" wp14:anchorId="5AF26602" wp14:editId="6791EA7E">
+          <wp:inline distT="0" distB="0" distL="0" distR="0" wp14:anchorId="5AF26602" wp14:editId="57AB8648">
             <wp:extent cx="5937250" cy="2652395"/>
             <wp:effectExtent l="0" t="0" r="6350" b="0"/>
             <wp:docPr id="1547117342" name="Picture 5"/>
@@ -1120,7 +1191,7 @@
                     </pic:cNvPicPr>
                   </pic:nvPicPr>
                   <pic:blipFill>
-                    <a:blip r:embed="rId10" cstate="print">
+                    <a:blip r:embed="rId11" cstate="print">
                       <a:extLst>
                         <a:ext uri="{28A0092B-C50C-407E-A947-70E740481C1C}">
                           <a14:useLocalDpi xmlns:a14="http://schemas.microsoft.com/office/drawing/2010/main" val="0"/>
@@ -1344,7 +1415,15 @@
         <w:ind w:left="1440"/>
       </w:pPr>
       <w:r>
-        <w:t>“name”: ”ABC”,</w:t>
+        <w:t>“name”</w:t>
+      </w:r>
+      <w:proofErr w:type="gramStart"/>
+      <w:r>
+        <w:t>: ”ABC</w:t>
+      </w:r>
+      <w:proofErr w:type="gramEnd"/>
+      <w:r>
+        <w:t>”,</w:t>
       </w:r>
     </w:p>
     <w:p>
@@ -1371,7 +1450,15 @@
         <w:ind w:left="1440"/>
       </w:pPr>
       <w:r>
-        <w:t>“isActive”: true</w:t>
+        <w:t>“</w:t>
+      </w:r>
+      <w:proofErr w:type="spellStart"/>
+      <w:r>
+        <w:t>isActive</w:t>
+      </w:r>
+      <w:proofErr w:type="spellEnd"/>
+      <w:r>
+        <w:t>”: true</w:t>
       </w:r>
       <w:r>
         <w:t>,</w:t>
@@ -1383,8 +1470,13 @@
         <w:ind w:left="1440"/>
       </w:pPr>
       <w:r>
-        <w:t>“contacts”: [ 99887788, 99889989, 8979879 ]</w:t>
-      </w:r>
+        <w:t xml:space="preserve">“contacts”: [ 99887788, 99889989, </w:t>
+      </w:r>
+      <w:proofErr w:type="gramStart"/>
+      <w:r>
+        <w:t>8979879 ]</w:t>
+      </w:r>
+      <w:proofErr w:type="gramEnd"/>
     </w:p>
     <w:p>
       <w:pPr>
@@ -1410,8 +1502,34 @@
         <w:br/>
       </w:r>
       <w:r>
-        <w:t>[ “Abc”,”Xyz”,”LMN” ]</w:t>
-      </w:r>
+        <w:t>[ “</w:t>
+      </w:r>
+      <w:proofErr w:type="spellStart"/>
+      <w:r>
+        <w:t>Abc</w:t>
+      </w:r>
+      <w:proofErr w:type="spellEnd"/>
+      <w:r>
+        <w:t>”</w:t>
+      </w:r>
+      <w:proofErr w:type="gramStart"/>
+      <w:r>
+        <w:t>,”</w:t>
+      </w:r>
+      <w:proofErr w:type="spellStart"/>
+      <w:r>
+        <w:t>Xyz</w:t>
+      </w:r>
+      <w:proofErr w:type="spellEnd"/>
+      <w:proofErr w:type="gramEnd"/>
+      <w:r>
+        <w:t>”</w:t>
+      </w:r>
+      <w:proofErr w:type="gramStart"/>
+      <w:r>
+        <w:t>,”LMN” ]</w:t>
+      </w:r>
+      <w:proofErr w:type="gramEnd"/>
       <w:r>
         <w:t xml:space="preserve">  </w:t>
       </w:r>
@@ -1428,8 +1546,13 @@
         <w:ind w:left="720"/>
       </w:pPr>
       <w:r>
-        <w:t>[ 99887788, 99889989, 8979879 ]</w:t>
-      </w:r>
+        <w:t xml:space="preserve">[ 99887788, 99889989, </w:t>
+      </w:r>
+      <w:proofErr w:type="gramStart"/>
+      <w:r>
+        <w:t>8979879 ]</w:t>
+      </w:r>
+      <w:proofErr w:type="gramEnd"/>
       <w:r>
         <w:t xml:space="preserve"> </w:t>
       </w:r>
@@ -1488,7 +1611,7 @@
                     </pic:cNvPicPr>
                   </pic:nvPicPr>
                   <pic:blipFill>
-                    <a:blip r:embed="rId11">
+                    <a:blip r:embed="rId12">
                       <a:extLst>
                         <a:ext uri="{28A0092B-C50C-407E-A947-70E740481C1C}">
                           <a14:useLocalDpi xmlns:a14="http://schemas.microsoft.com/office/drawing/2010/main" val="0"/>
@@ -1556,7 +1679,7 @@
                     </pic:cNvPicPr>
                   </pic:nvPicPr>
                   <pic:blipFill>
-                    <a:blip r:embed="rId12">
+                    <a:blip r:embed="rId13">
                       <a:extLst>
                         <a:ext uri="{28A0092B-C50C-407E-A947-70E740481C1C}">
                           <a14:useLocalDpi xmlns:a14="http://schemas.microsoft.com/office/drawing/2010/main" val="0"/>
@@ -1739,7 +1862,7 @@
                     <pic:cNvPicPr/>
                   </pic:nvPicPr>
                   <pic:blipFill>
-                    <a:blip r:embed="rId13"/>
+                    <a:blip r:embed="rId14"/>
                     <a:stretch>
                       <a:fillRect/>
                     </a:stretch>
@@ -1891,7 +2014,7 @@
                     <pic:cNvPicPr/>
                   </pic:nvPicPr>
                   <pic:blipFill>
-                    <a:blip r:embed="rId14"/>
+                    <a:blip r:embed="rId15"/>
                     <a:stretch>
                       <a:fillRect/>
                     </a:stretch>
@@ -1961,7 +2084,15 @@
         </w:numPr>
       </w:pPr>
       <w:r>
-        <w:t>To receive a data in the spring boot application, you needs to create a java class which private fields and getter setter.</w:t>
+        <w:t xml:space="preserve">To receive a data in the spring boot application, you </w:t>
+      </w:r>
+      <w:proofErr w:type="gramStart"/>
+      <w:r>
+        <w:t>needs</w:t>
+      </w:r>
+      <w:proofErr w:type="gramEnd"/>
+      <w:r>
+        <w:t xml:space="preserve"> to create a java class which private fields and getter setter.</w:t>
       </w:r>
     </w:p>
     <w:p>
@@ -2198,6 +2329,7 @@
       <w:r>
         <w:t xml:space="preserve">PUT methos is recommended to </w:t>
       </w:r>
+      <w:proofErr w:type="gramStart"/>
       <w:r>
         <w:rPr>
           <w:b/>
@@ -2210,13 +2342,21 @@
           <w:b/>
           <w:bCs/>
         </w:rPr>
-        <w:t>(all data)</w:t>
-      </w:r>
+        <w:t>(</w:t>
+      </w:r>
+      <w:proofErr w:type="gramEnd"/>
       <w:r>
         <w:rPr>
           <w:b/>
           <w:bCs/>
         </w:rPr>
+        <w:t>all data)</w:t>
+      </w:r>
+      <w:r>
+        <w:rPr>
+          <w:b/>
+          <w:bCs/>
+        </w:rPr>
         <w:t xml:space="preserve"> the records</w:t>
       </w:r>
       <w:r>
@@ -2398,7 +2538,23 @@
           <w:b/>
           <w:bCs/>
         </w:rPr>
-        <w:t xml:space="preserve">data updation </w:t>
+        <w:t xml:space="preserve">data </w:t>
+      </w:r>
+      <w:proofErr w:type="spellStart"/>
+      <w:r>
+        <w:rPr>
+          <w:b/>
+          <w:bCs/>
+        </w:rPr>
+        <w:t>updation</w:t>
+      </w:r>
+      <w:proofErr w:type="spellEnd"/>
+      <w:r>
+        <w:rPr>
+          <w:b/>
+          <w:bCs/>
+        </w:rPr>
+        <w:t xml:space="preserve"> </w:t>
       </w:r>
       <w:r>
         <w:t xml:space="preserve">from the backend application. </w:t>
@@ -2489,7 +2645,7 @@
                     </pic:cNvPicPr>
                   </pic:nvPicPr>
                   <pic:blipFill>
-                    <a:blip r:embed="rId15" cstate="print">
+                    <a:blip r:embed="rId16" cstate="print">
                       <a:extLst>
                         <a:ext uri="{28A0092B-C50C-407E-A947-70E740481C1C}">
                           <a14:useLocalDpi xmlns:a14="http://schemas.microsoft.com/office/drawing/2010/main" val="0"/>
@@ -2754,7 +2910,7 @@
                     <pic:cNvPicPr/>
                   </pic:nvPicPr>
                   <pic:blipFill>
-                    <a:blip r:embed="rId16"/>
+                    <a:blip r:embed="rId17"/>
                     <a:stretch>
                       <a:fillRect/>
                     </a:stretch>
@@ -2790,7 +2946,7 @@
         </w:rPr>
         <w:lastRenderedPageBreak/>
         <w:drawing>
-          <wp:inline distT="0" distB="0" distL="0" distR="0" wp14:anchorId="3F879861" wp14:editId="3D6F07FB">
+          <wp:inline distT="0" distB="0" distL="0" distR="0" wp14:anchorId="3F879861" wp14:editId="2F7FDF70">
             <wp:extent cx="5943600" cy="2146935"/>
             <wp:effectExtent l="0" t="0" r="0" b="5715"/>
             <wp:docPr id="646182114" name="Picture 2"/>
@@ -2807,7 +2963,7 @@
                     </pic:cNvPicPr>
                   </pic:nvPicPr>
                   <pic:blipFill>
-                    <a:blip r:embed="rId17" cstate="print">
+                    <a:blip r:embed="rId18" cstate="print">
                       <a:extLst>
                         <a:ext uri="{28A0092B-C50C-407E-A947-70E740481C1C}">
                           <a14:useLocalDpi xmlns:a14="http://schemas.microsoft.com/office/drawing/2010/main" val="0"/>
@@ -2919,8 +3075,37 @@
         </w:numPr>
       </w:pPr>
       <w:r>
-        <w:t>The methos such as save, findAll, FindById, deleteById, deleteAll</w:t>
-      </w:r>
+        <w:t xml:space="preserve">The methos such as save, </w:t>
+      </w:r>
+      <w:proofErr w:type="spellStart"/>
+      <w:r>
+        <w:t>findAll</w:t>
+      </w:r>
+      <w:proofErr w:type="spellEnd"/>
+      <w:r>
+        <w:t xml:space="preserve">, </w:t>
+      </w:r>
+      <w:proofErr w:type="spellStart"/>
+      <w:r>
+        <w:t>FindById</w:t>
+      </w:r>
+      <w:proofErr w:type="spellEnd"/>
+      <w:r>
+        <w:t xml:space="preserve">, </w:t>
+      </w:r>
+      <w:proofErr w:type="spellStart"/>
+      <w:r>
+        <w:t>deleteById</w:t>
+      </w:r>
+      <w:proofErr w:type="spellEnd"/>
+      <w:r>
+        <w:t xml:space="preserve">, </w:t>
+      </w:r>
+      <w:proofErr w:type="spellStart"/>
+      <w:r>
+        <w:t>deleteAll</w:t>
+      </w:r>
+      <w:proofErr w:type="spellEnd"/>
     </w:p>
     <w:p>
       <w:pPr>
@@ -3005,7 +3190,7 @@
       <w:r>
         <w:br/>
       </w:r>
-      <w:hyperlink r:id="rId18" w:anchor="jpa.query-methods.query-creation" w:history="1">
+      <w:hyperlink r:id="rId19" w:anchor="jpa.query-methods.query-creation" w:history="1">
         <w:r>
           <w:rPr>
             <w:rStyle w:val="Hyperlink"/>
@@ -3095,7 +3280,15 @@
       </w:r>
       <w:r>
         <w:br/>
-        <w:t>This is the sql query which usually used in the Database. Herre table name and column name will be use.</w:t>
+        <w:t xml:space="preserve">This is the </w:t>
+      </w:r>
+      <w:proofErr w:type="spellStart"/>
+      <w:r>
+        <w:t>sql</w:t>
+      </w:r>
+      <w:proofErr w:type="spellEnd"/>
+      <w:r>
+        <w:t xml:space="preserve"> query which usually used in the Database. Herre table name and column name will be use.</w:t>
       </w:r>
       <w:r>
         <w:br/>
@@ -3151,7 +3344,7 @@
           <w:noProof/>
         </w:rPr>
         <w:drawing>
-          <wp:inline distT="0" distB="0" distL="0" distR="0" wp14:anchorId="71F093B3" wp14:editId="3AD94D16">
+          <wp:inline distT="0" distB="0" distL="0" distR="0" wp14:anchorId="71F093B3" wp14:editId="15EC90E8">
             <wp:extent cx="5941060" cy="2827655"/>
             <wp:effectExtent l="0" t="0" r="2540" b="0"/>
             <wp:docPr id="290950874" name="Picture 1"/>
@@ -3168,7 +3361,7 @@
                     </pic:cNvPicPr>
                   </pic:nvPicPr>
                   <pic:blipFill>
-                    <a:blip r:embed="rId19" cstate="print">
+                    <a:blip r:embed="rId20" cstate="print">
                       <a:extLst>
                         <a:ext uri="{28A0092B-C50C-407E-A947-70E740481C1C}">
                           <a14:useLocalDpi xmlns:a14="http://schemas.microsoft.com/office/drawing/2010/main" val="0"/>
@@ -3200,6 +3393,284 @@
         </w:drawing>
       </w:r>
     </w:p>
+    <w:p>
+      <w:pPr>
+        <w:pStyle w:val="NoSpacing"/>
+      </w:pPr>
+    </w:p>
+    <w:p>
+      <w:pPr>
+        <w:pStyle w:val="NoSpacing"/>
+      </w:pPr>
+    </w:p>
+    <w:p>
+      <w:pPr>
+        <w:pStyle w:val="NoSpacing"/>
+        <w:numPr>
+          <w:ilvl w:val="0"/>
+          <w:numId w:val="15"/>
+        </w:numPr>
+        <w:rPr>
+          <w:b/>
+          <w:bCs/>
+        </w:rPr>
+      </w:pPr>
+      <w:r>
+        <w:rPr>
+          <w:b/>
+          <w:bCs/>
+        </w:rPr>
+        <w:t>Spring IOC/Core</w:t>
+      </w:r>
+    </w:p>
+    <w:p>
+      <w:pPr>
+        <w:pStyle w:val="NoSpacing"/>
+        <w:numPr>
+          <w:ilvl w:val="1"/>
+          <w:numId w:val="15"/>
+        </w:numPr>
+      </w:pPr>
+      <w:r>
+        <w:t>Core concepts of a spring</w:t>
+      </w:r>
+    </w:p>
+    <w:p>
+      <w:pPr>
+        <w:pStyle w:val="NoSpacing"/>
+        <w:numPr>
+          <w:ilvl w:val="0"/>
+          <w:numId w:val="15"/>
+        </w:numPr>
+      </w:pPr>
+      <w:r>
+        <w:t>Spring JDBC</w:t>
+      </w:r>
+    </w:p>
+    <w:p>
+      <w:pPr>
+        <w:pStyle w:val="NoSpacing"/>
+        <w:numPr>
+          <w:ilvl w:val="1"/>
+          <w:numId w:val="15"/>
+        </w:numPr>
+      </w:pPr>
+      <w:r>
+        <w:t xml:space="preserve">This is the traditional way of DB communication where Spring provided some support for Connection handling but the query execution and result extraction has to do manually. </w:t>
+      </w:r>
+    </w:p>
+    <w:p>
+      <w:pPr>
+        <w:pStyle w:val="NoSpacing"/>
+        <w:numPr>
+          <w:ilvl w:val="0"/>
+          <w:numId w:val="15"/>
+        </w:numPr>
+      </w:pPr>
+      <w:r>
+        <w:t>Spring ORM/JPA</w:t>
+      </w:r>
+    </w:p>
+    <w:p>
+      <w:pPr>
+        <w:pStyle w:val="NoSpacing"/>
+        <w:numPr>
+          <w:ilvl w:val="1"/>
+          <w:numId w:val="15"/>
+        </w:numPr>
+      </w:pPr>
+      <w:r>
+        <w:t xml:space="preserve">This is based on the JPA Framework where spring use Hibernate as </w:t>
+      </w:r>
+      <w:proofErr w:type="gramStart"/>
+      <w:r>
+        <w:t>a</w:t>
+      </w:r>
+      <w:proofErr w:type="gramEnd"/>
+      <w:r>
+        <w:t xml:space="preserve"> implementation.</w:t>
+      </w:r>
+    </w:p>
+    <w:p>
+      <w:pPr>
+        <w:pStyle w:val="NoSpacing"/>
+        <w:numPr>
+          <w:ilvl w:val="0"/>
+          <w:numId w:val="15"/>
+        </w:numPr>
+      </w:pPr>
+      <w:r>
+        <w:t>Spring MVC</w:t>
+      </w:r>
+    </w:p>
+    <w:p>
+      <w:pPr>
+        <w:pStyle w:val="NoSpacing"/>
+        <w:numPr>
+          <w:ilvl w:val="1"/>
+          <w:numId w:val="15"/>
+        </w:numPr>
+      </w:pPr>
+      <w:r>
+        <w:t xml:space="preserve">In this case you can create an application which has View, Controller and Model implementation within a java project. For View mostly JSP, </w:t>
+      </w:r>
+      <w:proofErr w:type="spellStart"/>
+      <w:r>
+        <w:t>thymeleaf</w:t>
+      </w:r>
+      <w:proofErr w:type="spellEnd"/>
+      <w:r>
+        <w:t xml:space="preserve">, </w:t>
+      </w:r>
+      <w:proofErr w:type="spellStart"/>
+      <w:r>
+        <w:t>Vadeen</w:t>
+      </w:r>
+      <w:proofErr w:type="spellEnd"/>
+      <w:r>
+        <w:t xml:space="preserve"> technologies can be use </w:t>
+      </w:r>
+    </w:p>
+    <w:p>
+      <w:pPr>
+        <w:pStyle w:val="NoSpacing"/>
+        <w:numPr>
+          <w:ilvl w:val="0"/>
+          <w:numId w:val="15"/>
+        </w:numPr>
+      </w:pPr>
+      <w:r>
+        <w:t>Spring REST</w:t>
+      </w:r>
+    </w:p>
+    <w:p>
+      <w:pPr>
+        <w:pStyle w:val="NoSpacing"/>
+        <w:numPr>
+          <w:ilvl w:val="1"/>
+          <w:numId w:val="15"/>
+        </w:numPr>
+      </w:pPr>
+      <w:r>
+        <w:t>This module will be use to develop a REST based application.</w:t>
+      </w:r>
+      <w:r>
+        <w:t xml:space="preserve"> And These REST APIs will be </w:t>
+      </w:r>
+      <w:proofErr w:type="gramStart"/>
+      <w:r>
+        <w:t>consume</w:t>
+      </w:r>
+      <w:proofErr w:type="gramEnd"/>
+      <w:r>
+        <w:t xml:space="preserve"> by any other application.</w:t>
+      </w:r>
+    </w:p>
+    <w:p>
+      <w:pPr>
+        <w:pStyle w:val="NoSpacing"/>
+        <w:numPr>
+          <w:ilvl w:val="0"/>
+          <w:numId w:val="15"/>
+        </w:numPr>
+      </w:pPr>
+      <w:r>
+        <w:t>Spring Batch</w:t>
+      </w:r>
+    </w:p>
+    <w:p>
+      <w:pPr>
+        <w:pStyle w:val="NoSpacing"/>
+        <w:numPr>
+          <w:ilvl w:val="1"/>
+          <w:numId w:val="15"/>
+        </w:numPr>
+      </w:pPr>
+      <w:r>
+        <w:t>Spring Batch is use to process a record in batch where record volume us large.</w:t>
+      </w:r>
+    </w:p>
+    <w:p>
+      <w:pPr>
+        <w:pStyle w:val="NoSpacing"/>
+        <w:numPr>
+          <w:ilvl w:val="0"/>
+          <w:numId w:val="15"/>
+        </w:numPr>
+      </w:pPr>
+      <w:r>
+        <w:t>Spring JMS</w:t>
+      </w:r>
+      <w:r>
+        <w:t xml:space="preserve"> (Java Messing System)</w:t>
+      </w:r>
+    </w:p>
+    <w:p>
+      <w:pPr>
+        <w:pStyle w:val="NoSpacing"/>
+        <w:numPr>
+          <w:ilvl w:val="1"/>
+          <w:numId w:val="15"/>
+        </w:numPr>
+      </w:pPr>
+      <w:r>
+        <w:t xml:space="preserve">In Spring JMS using a Messaging Queue the data can be send to other application in this case consumer and producer are used. </w:t>
+      </w:r>
+    </w:p>
+    <w:p>
+      <w:pPr>
+        <w:pStyle w:val="NoSpacing"/>
+        <w:numPr>
+          <w:ilvl w:val="0"/>
+          <w:numId w:val="15"/>
+        </w:numPr>
+      </w:pPr>
+      <w:r>
+        <w:lastRenderedPageBreak/>
+        <w:t>Spring Security</w:t>
+      </w:r>
+    </w:p>
+    <w:p>
+      <w:pPr>
+        <w:pStyle w:val="NoSpacing"/>
+        <w:numPr>
+          <w:ilvl w:val="1"/>
+          <w:numId w:val="15"/>
+        </w:numPr>
+      </w:pPr>
+      <w:r>
+        <w:t>Authorization and Authentication support provided by this module.</w:t>
+      </w:r>
+    </w:p>
+    <w:p>
+      <w:pPr>
+        <w:pStyle w:val="NoSpacing"/>
+        <w:numPr>
+          <w:ilvl w:val="0"/>
+          <w:numId w:val="15"/>
+        </w:numPr>
+      </w:pPr>
+      <w:r>
+        <w:t>Spring Cloud</w:t>
+      </w:r>
+    </w:p>
+    <w:p>
+      <w:pPr>
+        <w:pStyle w:val="NoSpacing"/>
+        <w:numPr>
+          <w:ilvl w:val="1"/>
+          <w:numId w:val="15"/>
+        </w:numPr>
+      </w:pPr>
+      <w:r>
+        <w:t>This module supports the feature for microservice development.</w:t>
+      </w:r>
+    </w:p>
+    <w:p>
+      <w:pPr>
+        <w:pStyle w:val="NoSpacing"/>
+      </w:pPr>
+    </w:p>
     <w:sectPr>
       <w:pgSz w:w="12240" w:h="15840"/>
       <w:pgMar w:top="1440" w:right="1440" w:bottom="1440" w:left="1440" w:header="720" w:footer="720" w:gutter="0"/>
@@ -3213,6 +3684,92 @@
 <file path=word/numbering.xml><?xml version="1.0" encoding="utf-8"?>
 <w:numbering xmlns:wpc="http://schemas.microsoft.com/office/word/2010/wordprocessingCanvas" xmlns:cx="http://schemas.microsoft.com/office/drawing/2014/chartex" xmlns:cx1="http://schemas.microsoft.com/office/drawing/2015/9/8/chartex" xmlns:cx2="http://schemas.microsoft.com/office/drawing/2015/10/21/chartex" xmlns:cx3="http://schemas.microsoft.com/office/drawing/2016/5/9/chartex" xmlns:cx4="http://schemas.microsoft.com/office/drawing/2016/5/10/chartex" xmlns:cx5="http://schemas.microsoft.com/office/drawing/2016/5/11/chartex" xmlns:cx6="http://schemas.microsoft.com/office/drawing/2016/5/12/chartex" xmlns:cx7="http://schemas.microsoft.com/office/drawing/2016/5/13/chartex" xmlns:cx8="http://schemas.microsoft.com/office/drawing/2016/5/14/chartex" xmlns:mc="http://schemas.openxmlformats.org/markup-compatibility/2006" xmlns:aink="http://schemas.microsoft.com/office/drawing/2016/ink" xmlns:am3d="http://schemas.microsoft.com/office/drawing/2017/model3d" xmlns:o="urn:schemas-microsoft-com:office:office" xmlns:oel="http://schemas.microsoft.com/office/2019/extlst" xmlns:r="http://schemas.openxmlformats.org/officeDocument/2006/relationships" xmlns:m="http://schemas.openxmlformats.org/officeDocument/2006/math" xmlns:v="urn:schemas-microsoft-com:vml" xmlns:wp14="http://schemas.microsoft.com/office/word/2010/wordprocessingDrawing" xmlns:wp="http://schemas.openxmlformats.org/drawingml/2006/wordprocessingDrawing" xmlns:w10="urn:schemas-microsoft-com:office:word" xmlns:w="http://schemas.openxmlformats.org/wordprocessingml/2006/main" xmlns:w14="http://schemas.microsoft.com/office/word/2010/wordml" xmlns:w15="http://schemas.microsoft.com/office/word/2012/wordml" xmlns:w16cex="http://schemas.microsoft.com/office/word/2018/wordml/cex" xmlns:w16cid="http://schemas.microsoft.com/office/word/2016/wordml/cid" xmlns:w16="http://schemas.microsoft.com/office/word/2018/wordml" xmlns:w16du="http://schemas.microsoft.com/office/word/2023/wordml/word16du" xmlns:w16sdtdh="http://schemas.microsoft.com/office/word/2020/wordml/sdtdatahash" xmlns:w16sdtfl="http://schemas.microsoft.com/office/word/2024/wordml/sdtformatlock" xmlns:w16se="http://schemas.microsoft.com/office/word/2015/wordml/symex" xmlns:wpg="http://schemas.microsoft.com/office/word/2010/wordprocessingGroup" xmlns:wpi="http://schemas.microsoft.com/office/word/2010/wordprocessingInk" xmlns:wne="http://schemas.microsoft.com/office/word/2006/wordml" xmlns:wps="http://schemas.microsoft.com/office/word/2010/wordprocessingShape" mc:Ignorable="w14 w15 w16se w16cid w16 w16cex w16sdtdh w16sdtfl w16du wp14">
   <w:abstractNum w:abstractNumId="0" w15:restartNumberingAfterBreak="0">
+    <w:nsid w:val="05EB301D"/>
+    <w:multiLevelType w:val="hybridMultilevel"/>
+    <w:tmpl w:val="EFFE7456"/>
+    <w:lvl w:ilvl="0" w:tplc="04090019">
+      <w:start w:val="1"/>
+      <w:numFmt w:val="lowerLetter"/>
+      <w:lvlText w:val="%1."/>
+      <w:lvlJc w:val="left"/>
+      <w:pPr>
+        <w:ind w:left="1440" w:hanging="360"/>
+      </w:pPr>
+    </w:lvl>
+    <w:lvl w:ilvl="1" w:tplc="04090019">
+      <w:start w:val="1"/>
+      <w:numFmt w:val="lowerLetter"/>
+      <w:lvlText w:val="%2."/>
+      <w:lvlJc w:val="left"/>
+      <w:pPr>
+        <w:ind w:left="2160" w:hanging="360"/>
+      </w:pPr>
+    </w:lvl>
+    <w:lvl w:ilvl="2" w:tplc="0409001B" w:tentative="1">
+      <w:start w:val="1"/>
+      <w:numFmt w:val="lowerRoman"/>
+      <w:lvlText w:val="%3."/>
+      <w:lvlJc w:val="right"/>
+      <w:pPr>
+        <w:ind w:left="2880" w:hanging="180"/>
+      </w:pPr>
+    </w:lvl>
+    <w:lvl w:ilvl="3" w:tplc="0409000F" w:tentative="1">
+      <w:start w:val="1"/>
+      <w:numFmt w:val="decimal"/>
+      <w:lvlText w:val="%4."/>
+      <w:lvlJc w:val="left"/>
+      <w:pPr>
+        <w:ind w:left="3600" w:hanging="360"/>
+      </w:pPr>
+    </w:lvl>
+    <w:lvl w:ilvl="4" w:tplc="04090019" w:tentative="1">
+      <w:start w:val="1"/>
+      <w:numFmt w:val="lowerLetter"/>
+      <w:lvlText w:val="%5."/>
+      <w:lvlJc w:val="left"/>
+      <w:pPr>
+        <w:ind w:left="4320" w:hanging="360"/>
+      </w:pPr>
+    </w:lvl>
+    <w:lvl w:ilvl="5" w:tplc="0409001B" w:tentative="1">
+      <w:start w:val="1"/>
+      <w:numFmt w:val="lowerRoman"/>
+      <w:lvlText w:val="%6."/>
+      <w:lvlJc w:val="right"/>
+      <w:pPr>
+        <w:ind w:left="5040" w:hanging="180"/>
+      </w:pPr>
+    </w:lvl>
+    <w:lvl w:ilvl="6" w:tplc="0409000F" w:tentative="1">
+      <w:start w:val="1"/>
+      <w:numFmt w:val="decimal"/>
+      <w:lvlText w:val="%7."/>
+      <w:lvlJc w:val="left"/>
+      <w:pPr>
+        <w:ind w:left="5760" w:hanging="360"/>
+      </w:pPr>
+    </w:lvl>
+    <w:lvl w:ilvl="7" w:tplc="04090019" w:tentative="1">
+      <w:start w:val="1"/>
+      <w:numFmt w:val="lowerLetter"/>
+      <w:lvlText w:val="%8."/>
+      <w:lvlJc w:val="left"/>
+      <w:pPr>
+        <w:ind w:left="6480" w:hanging="360"/>
+      </w:pPr>
+    </w:lvl>
+    <w:lvl w:ilvl="8" w:tplc="0409001B" w:tentative="1">
+      <w:start w:val="1"/>
+      <w:numFmt w:val="lowerRoman"/>
+      <w:lvlText w:val="%9."/>
+      <w:lvlJc w:val="right"/>
+      <w:pPr>
+        <w:ind w:left="7200" w:hanging="180"/>
+      </w:pPr>
+    </w:lvl>
+  </w:abstractNum>
+  <w:abstractNum w:abstractNumId="1" w15:restartNumberingAfterBreak="0">
     <w:nsid w:val="071D25A8"/>
     <w:multiLevelType w:val="hybridMultilevel"/>
     <w:tmpl w:val="C77EB284"/>
@@ -3325,7 +3882,7 @@
       </w:rPr>
     </w:lvl>
   </w:abstractNum>
-  <w:abstractNum w:abstractNumId="1" w15:restartNumberingAfterBreak="0">
+  <w:abstractNum w:abstractNumId="2" w15:restartNumberingAfterBreak="0">
     <w:nsid w:val="0833368A"/>
     <w:multiLevelType w:val="hybridMultilevel"/>
     <w:tmpl w:val="F9ACF16E"/>
@@ -3414,7 +3971,7 @@
       </w:pPr>
     </w:lvl>
   </w:abstractNum>
-  <w:abstractNum w:abstractNumId="2" w15:restartNumberingAfterBreak="0">
+  <w:abstractNum w:abstractNumId="3" w15:restartNumberingAfterBreak="0">
     <w:nsid w:val="15B74C27"/>
     <w:multiLevelType w:val="hybridMultilevel"/>
     <w:tmpl w:val="598471F0"/>
@@ -3503,7 +4060,7 @@
       </w:pPr>
     </w:lvl>
   </w:abstractNum>
-  <w:abstractNum w:abstractNumId="3" w15:restartNumberingAfterBreak="0">
+  <w:abstractNum w:abstractNumId="4" w15:restartNumberingAfterBreak="0">
     <w:nsid w:val="1E8C1AB6"/>
     <w:multiLevelType w:val="hybridMultilevel"/>
     <w:tmpl w:val="A69EA13A"/>
@@ -3592,7 +4149,7 @@
       </w:pPr>
     </w:lvl>
   </w:abstractNum>
-  <w:abstractNum w:abstractNumId="4" w15:restartNumberingAfterBreak="0">
+  <w:abstractNum w:abstractNumId="5" w15:restartNumberingAfterBreak="0">
     <w:nsid w:val="1F5C3589"/>
     <w:multiLevelType w:val="hybridMultilevel"/>
     <w:tmpl w:val="37B2156A"/>
@@ -3681,7 +4238,7 @@
       </w:pPr>
     </w:lvl>
   </w:abstractNum>
-  <w:abstractNum w:abstractNumId="5" w15:restartNumberingAfterBreak="0">
+  <w:abstractNum w:abstractNumId="6" w15:restartNumberingAfterBreak="0">
     <w:nsid w:val="26C4702D"/>
     <w:multiLevelType w:val="hybridMultilevel"/>
     <w:tmpl w:val="D4A8BFB4"/>
@@ -3770,7 +4327,7 @@
       </w:pPr>
     </w:lvl>
   </w:abstractNum>
-  <w:abstractNum w:abstractNumId="6" w15:restartNumberingAfterBreak="0">
+  <w:abstractNum w:abstractNumId="7" w15:restartNumberingAfterBreak="0">
     <w:nsid w:val="2BB44F5A"/>
     <w:multiLevelType w:val="hybridMultilevel"/>
     <w:tmpl w:val="1C7AF446"/>
@@ -3859,7 +4416,7 @@
       </w:pPr>
     </w:lvl>
   </w:abstractNum>
-  <w:abstractNum w:abstractNumId="7" w15:restartNumberingAfterBreak="0">
+  <w:abstractNum w:abstractNumId="8" w15:restartNumberingAfterBreak="0">
     <w:nsid w:val="30015AD0"/>
     <w:multiLevelType w:val="hybridMultilevel"/>
     <w:tmpl w:val="C5D635A0"/>
@@ -3948,7 +4505,7 @@
       </w:pPr>
     </w:lvl>
   </w:abstractNum>
-  <w:abstractNum w:abstractNumId="8" w15:restartNumberingAfterBreak="0">
+  <w:abstractNum w:abstractNumId="9" w15:restartNumberingAfterBreak="0">
     <w:nsid w:val="32A3639C"/>
     <w:multiLevelType w:val="hybridMultilevel"/>
     <w:tmpl w:val="623C09F4"/>
@@ -4034,7 +4591,7 @@
       </w:pPr>
     </w:lvl>
   </w:abstractNum>
-  <w:abstractNum w:abstractNumId="9" w15:restartNumberingAfterBreak="0">
+  <w:abstractNum w:abstractNumId="10" w15:restartNumberingAfterBreak="0">
     <w:nsid w:val="37852833"/>
     <w:multiLevelType w:val="hybridMultilevel"/>
     <w:tmpl w:val="94F4D4FE"/>
@@ -4123,7 +4680,7 @@
       </w:pPr>
     </w:lvl>
   </w:abstractNum>
-  <w:abstractNum w:abstractNumId="10" w15:restartNumberingAfterBreak="0">
+  <w:abstractNum w:abstractNumId="11" w15:restartNumberingAfterBreak="0">
     <w:nsid w:val="43CD4996"/>
     <w:multiLevelType w:val="hybridMultilevel"/>
     <w:tmpl w:val="7EDE7778"/>
@@ -4236,7 +4793,7 @@
       </w:rPr>
     </w:lvl>
   </w:abstractNum>
-  <w:abstractNum w:abstractNumId="11" w15:restartNumberingAfterBreak="0">
+  <w:abstractNum w:abstractNumId="12" w15:restartNumberingAfterBreak="0">
     <w:nsid w:val="45E521CC"/>
     <w:multiLevelType w:val="hybridMultilevel"/>
     <w:tmpl w:val="9934E582"/>
@@ -4325,7 +4882,7 @@
       </w:pPr>
     </w:lvl>
   </w:abstractNum>
-  <w:abstractNum w:abstractNumId="12" w15:restartNumberingAfterBreak="0">
+  <w:abstractNum w:abstractNumId="13" w15:restartNumberingAfterBreak="0">
     <w:nsid w:val="547E2A16"/>
     <w:multiLevelType w:val="hybridMultilevel"/>
     <w:tmpl w:val="503221A4"/>
@@ -4414,7 +4971,7 @@
       </w:pPr>
     </w:lvl>
   </w:abstractNum>
-  <w:abstractNum w:abstractNumId="13" w15:restartNumberingAfterBreak="0">
+  <w:abstractNum w:abstractNumId="14" w15:restartNumberingAfterBreak="0">
     <w:nsid w:val="7A3771DF"/>
     <w:multiLevelType w:val="hybridMultilevel"/>
     <w:tmpl w:val="6EB49332"/>
@@ -4528,46 +5085,49 @@
     </w:lvl>
   </w:abstractNum>
   <w:num w:numId="1" w16cid:durableId="495805213">
+    <w:abstractNumId w:val="13"/>
+  </w:num>
+  <w:num w:numId="2" w16cid:durableId="864563217">
+    <w:abstractNumId w:val="3"/>
+  </w:num>
+  <w:num w:numId="3" w16cid:durableId="2033726244">
+    <w:abstractNumId w:val="4"/>
+  </w:num>
+  <w:num w:numId="4" w16cid:durableId="609435763">
+    <w:abstractNumId w:val="10"/>
+  </w:num>
+  <w:num w:numId="5" w16cid:durableId="2024746173">
+    <w:abstractNumId w:val="2"/>
+  </w:num>
+  <w:num w:numId="6" w16cid:durableId="351037778">
     <w:abstractNumId w:val="12"/>
   </w:num>
-  <w:num w:numId="2" w16cid:durableId="864563217">
-    <w:abstractNumId w:val="2"/>
+  <w:num w:numId="7" w16cid:durableId="935483191">
+    <w:abstractNumId w:val="7"/>
   </w:num>
-  <w:num w:numId="3" w16cid:durableId="2033726244">
-    <w:abstractNumId w:val="3"/>
+  <w:num w:numId="8" w16cid:durableId="917715738">
+    <w:abstractNumId w:val="1"/>
   </w:num>
-  <w:num w:numId="4" w16cid:durableId="609435763">
+  <w:num w:numId="9" w16cid:durableId="1232037809">
+    <w:abstractNumId w:val="11"/>
+  </w:num>
+  <w:num w:numId="10" w16cid:durableId="944968717">
+    <w:abstractNumId w:val="14"/>
+  </w:num>
+  <w:num w:numId="11" w16cid:durableId="931939304">
+    <w:abstractNumId w:val="6"/>
+  </w:num>
+  <w:num w:numId="12" w16cid:durableId="208957174">
     <w:abstractNumId w:val="9"/>
   </w:num>
-  <w:num w:numId="5" w16cid:durableId="2024746173">
-    <w:abstractNumId w:val="1"/>
-  </w:num>
-  <w:num w:numId="6" w16cid:durableId="351037778">
-    <w:abstractNumId w:val="11"/>
-  </w:num>
-  <w:num w:numId="7" w16cid:durableId="935483191">
-    <w:abstractNumId w:val="6"/>
-  </w:num>
-  <w:num w:numId="8" w16cid:durableId="917715738">
-    <w:abstractNumId w:val="0"/>
-  </w:num>
-  <w:num w:numId="9" w16cid:durableId="1232037809">
-    <w:abstractNumId w:val="10"/>
-  </w:num>
-  <w:num w:numId="10" w16cid:durableId="944968717">
-    <w:abstractNumId w:val="13"/>
-  </w:num>
-  <w:num w:numId="11" w16cid:durableId="931939304">
+  <w:num w:numId="13" w16cid:durableId="386732126">
     <w:abstractNumId w:val="5"/>
   </w:num>
-  <w:num w:numId="12" w16cid:durableId="208957174">
+  <w:num w:numId="14" w16cid:durableId="1467703271">
     <w:abstractNumId w:val="8"/>
   </w:num>
-  <w:num w:numId="13" w16cid:durableId="386732126">
-    <w:abstractNumId w:val="4"/>
-  </w:num>
-  <w:num w:numId="14" w16cid:durableId="1467703271">
-    <w:abstractNumId w:val="7"/>
+  <w:num w:numId="15" w16cid:durableId="1696417849">
+    <w:abstractNumId w:val="0"/>
   </w:num>
 </w:numbering>
 </file>
